--- a/tillsyn/A 10931-2019 tillsynsbegäran.docx
+++ b/tillsyn/A 10931-2019 tillsynsbegäran.docx
@@ -12,7 +12,7 @@
     </w:p>
     <w:p>
       <w:r>
-        <w:t>Detta dokument behandlar höga naturvärden i avverkningsamälan A 10931-2019 i Tranemo kommun. Denna avverkningsanmälan inkom 2019-02-19 och omfattar 19,4 ha.</w:t>
+        <w:t>Detta dokument behandlar höga naturvärden i avverkningsanmälan A 10931-2019 i Tranemo kommun. Denna avverkningsanmälan inkom 2019-02-19 och omfattar 19,4 ha.</w:t>
       </w:r>
     </w:p>
     <w:p>
@@ -382,7 +382,7 @@
     <w:r>
       <w:tab/>
       <w:tab/>
-      <w:t>2023-11-28</w:t>
+      <w:t>2023-11-29</w:t>
       <w:br/>
       <w:br/>
     </w:r>

--- a/tillsyn/A 10931-2019 tillsynsbegäran.docx
+++ b/tillsyn/A 10931-2019 tillsynsbegäran.docx
@@ -382,7 +382,7 @@
     <w:r>
       <w:tab/>
       <w:tab/>
-      <w:t>2023-11-29</w:t>
+      <w:t>2023-11-30</w:t>
       <w:br/>
       <w:br/>
     </w:r>

--- a/tillsyn/A 10931-2019 tillsynsbegäran.docx
+++ b/tillsyn/A 10931-2019 tillsynsbegäran.docx
@@ -382,7 +382,7 @@
     <w:r>
       <w:tab/>
       <w:tab/>
-      <w:t>2023-11-30</w:t>
+      <w:t>2023-12-01</w:t>
       <w:br/>
       <w:br/>
     </w:r>

--- a/tillsyn/A 10931-2019 tillsynsbegäran.docx
+++ b/tillsyn/A 10931-2019 tillsynsbegäran.docx
@@ -382,7 +382,7 @@
     <w:r>
       <w:tab/>
       <w:tab/>
-      <w:t>2023-12-01</w:t>
+      <w:t>2023-12-02</w:t>
       <w:br/>
       <w:br/>
     </w:r>

--- a/tillsyn/A 10931-2019 tillsynsbegäran.docx
+++ b/tillsyn/A 10931-2019 tillsynsbegäran.docx
@@ -382,7 +382,7 @@
     <w:r>
       <w:tab/>
       <w:tab/>
-      <w:t>2023-12-02</w:t>
+      <w:t>2023-12-03</w:t>
       <w:br/>
       <w:br/>
     </w:r>

--- a/tillsyn/A 10931-2019 tillsynsbegäran.docx
+++ b/tillsyn/A 10931-2019 tillsynsbegäran.docx
@@ -382,7 +382,7 @@
     <w:r>
       <w:tab/>
       <w:tab/>
-      <w:t>2023-12-03</w:t>
+      <w:t>2023-12-04</w:t>
       <w:br/>
       <w:br/>
     </w:r>

--- a/tillsyn/A 10931-2019 tillsynsbegäran.docx
+++ b/tillsyn/A 10931-2019 tillsynsbegäran.docx
@@ -382,7 +382,7 @@
     <w:r>
       <w:tab/>
       <w:tab/>
-      <w:t>2023-12-04</w:t>
+      <w:t>2023-12-05</w:t>
       <w:br/>
       <w:br/>
     </w:r>

--- a/tillsyn/A 10931-2019 tillsynsbegäran.docx
+++ b/tillsyn/A 10931-2019 tillsynsbegäran.docx
@@ -382,7 +382,7 @@
     <w:r>
       <w:tab/>
       <w:tab/>
-      <w:t>2023-12-05</w:t>
+      <w:t>2023-12-06</w:t>
       <w:br/>
       <w:br/>
     </w:r>

--- a/tillsyn/A 10931-2019 tillsynsbegäran.docx
+++ b/tillsyn/A 10931-2019 tillsynsbegäran.docx
@@ -382,7 +382,7 @@
     <w:r>
       <w:tab/>
       <w:tab/>
-      <w:t>2023-12-06</w:t>
+      <w:t>2023-12-07</w:t>
       <w:br/>
       <w:br/>
     </w:r>

--- a/tillsyn/A 10931-2019 tillsynsbegäran.docx
+++ b/tillsyn/A 10931-2019 tillsynsbegäran.docx
@@ -382,7 +382,7 @@
     <w:r>
       <w:tab/>
       <w:tab/>
-      <w:t>2023-12-07</w:t>
+      <w:t>2023-12-08</w:t>
       <w:br/>
       <w:br/>
     </w:r>

--- a/tillsyn/A 10931-2019 tillsynsbegäran.docx
+++ b/tillsyn/A 10931-2019 tillsynsbegäran.docx
@@ -382,7 +382,7 @@
     <w:r>
       <w:tab/>
       <w:tab/>
-      <w:t>2023-12-08</w:t>
+      <w:t>2023-12-09</w:t>
       <w:br/>
       <w:br/>
     </w:r>

--- a/tillsyn/A 10931-2019 tillsynsbegäran.docx
+++ b/tillsyn/A 10931-2019 tillsynsbegäran.docx
@@ -382,7 +382,7 @@
     <w:r>
       <w:tab/>
       <w:tab/>
-      <w:t>2023-12-09</w:t>
+      <w:t>2023-12-10</w:t>
       <w:br/>
       <w:br/>
     </w:r>

--- a/tillsyn/A 10931-2019 tillsynsbegäran.docx
+++ b/tillsyn/A 10931-2019 tillsynsbegäran.docx
@@ -382,7 +382,7 @@
     <w:r>
       <w:tab/>
       <w:tab/>
-      <w:t>2023-12-10</w:t>
+      <w:t>2023-12-11</w:t>
       <w:br/>
       <w:br/>
     </w:r>

--- a/tillsyn/A 10931-2019 tillsynsbegäran.docx
+++ b/tillsyn/A 10931-2019 tillsynsbegäran.docx
@@ -382,7 +382,7 @@
     <w:r>
       <w:tab/>
       <w:tab/>
-      <w:t>2023-12-11</w:t>
+      <w:t>2023-12-12</w:t>
       <w:br/>
       <w:br/>
     </w:r>

--- a/tillsyn/A 10931-2019 tillsynsbegäran.docx
+++ b/tillsyn/A 10931-2019 tillsynsbegäran.docx
@@ -382,7 +382,7 @@
     <w:r>
       <w:tab/>
       <w:tab/>
-      <w:t>2023-12-12</w:t>
+      <w:t>2023-12-13</w:t>
       <w:br/>
       <w:br/>
     </w:r>

--- a/tillsyn/A 10931-2019 tillsynsbegäran.docx
+++ b/tillsyn/A 10931-2019 tillsynsbegäran.docx
@@ -382,7 +382,7 @@
     <w:r>
       <w:tab/>
       <w:tab/>
-      <w:t>2023-12-13</w:t>
+      <w:t>2023-12-14</w:t>
       <w:br/>
       <w:br/>
     </w:r>

--- a/tillsyn/A 10931-2019 tillsynsbegäran.docx
+++ b/tillsyn/A 10931-2019 tillsynsbegäran.docx
@@ -382,7 +382,7 @@
     <w:r>
       <w:tab/>
       <w:tab/>
-      <w:t>2023-12-14</w:t>
+      <w:t>2023-12-15</w:t>
       <w:br/>
       <w:br/>
     </w:r>

--- a/tillsyn/A 10931-2019 tillsynsbegäran.docx
+++ b/tillsyn/A 10931-2019 tillsynsbegäran.docx
@@ -382,7 +382,7 @@
     <w:r>
       <w:tab/>
       <w:tab/>
-      <w:t>2023-12-15</w:t>
+      <w:t>2023-12-16</w:t>
       <w:br/>
       <w:br/>
     </w:r>

--- a/tillsyn/A 10931-2019 tillsynsbegäran.docx
+++ b/tillsyn/A 10931-2019 tillsynsbegäran.docx
@@ -382,7 +382,7 @@
     <w:r>
       <w:tab/>
       <w:tab/>
-      <w:t>2023-12-16</w:t>
+      <w:t>2023-12-17</w:t>
       <w:br/>
       <w:br/>
     </w:r>

--- a/tillsyn/A 10931-2019 tillsynsbegäran.docx
+++ b/tillsyn/A 10931-2019 tillsynsbegäran.docx
@@ -382,7 +382,7 @@
     <w:r>
       <w:tab/>
       <w:tab/>
-      <w:t>2023-12-17</w:t>
+      <w:t>2023-12-19</w:t>
       <w:br/>
       <w:br/>
     </w:r>

--- a/tillsyn/A 10931-2019 tillsynsbegäran.docx
+++ b/tillsyn/A 10931-2019 tillsynsbegäran.docx
@@ -382,7 +382,7 @@
     <w:r>
       <w:tab/>
       <w:tab/>
-      <w:t>2023-12-19</w:t>
+      <w:t>2023-12-20</w:t>
       <w:br/>
       <w:br/>
     </w:r>

--- a/tillsyn/A 10931-2019 tillsynsbegäran.docx
+++ b/tillsyn/A 10931-2019 tillsynsbegäran.docx
@@ -382,7 +382,7 @@
     <w:r>
       <w:tab/>
       <w:tab/>
-      <w:t>2023-12-20</w:t>
+      <w:t>2023-12-21</w:t>
       <w:br/>
       <w:br/>
     </w:r>

--- a/tillsyn/A 10931-2019 tillsynsbegäran.docx
+++ b/tillsyn/A 10931-2019 tillsynsbegäran.docx
@@ -382,7 +382,7 @@
     <w:r>
       <w:tab/>
       <w:tab/>
-      <w:t>2023-12-21</w:t>
+      <w:t>2023-12-22</w:t>
       <w:br/>
       <w:br/>
     </w:r>

--- a/tillsyn/A 10931-2019 tillsynsbegäran.docx
+++ b/tillsyn/A 10931-2019 tillsynsbegäran.docx
@@ -382,7 +382,7 @@
     <w:r>
       <w:tab/>
       <w:tab/>
-      <w:t>2023-12-22</w:t>
+      <w:t>2023-12-23</w:t>
       <w:br/>
       <w:br/>
     </w:r>

--- a/tillsyn/A 10931-2019 tillsynsbegäran.docx
+++ b/tillsyn/A 10931-2019 tillsynsbegäran.docx
@@ -382,7 +382,7 @@
     <w:r>
       <w:tab/>
       <w:tab/>
-      <w:t>2023-12-23</w:t>
+      <w:t>2023-12-27</w:t>
       <w:br/>
       <w:br/>
     </w:r>

--- a/tillsyn/A 10931-2019 tillsynsbegäran.docx
+++ b/tillsyn/A 10931-2019 tillsynsbegäran.docx
@@ -382,7 +382,7 @@
     <w:r>
       <w:tab/>
       <w:tab/>
-      <w:t>2023-12-27</w:t>
+      <w:t>2023-12-30</w:t>
       <w:br/>
       <w:br/>
     </w:r>

--- a/tillsyn/A 10931-2019 tillsynsbegäran.docx
+++ b/tillsyn/A 10931-2019 tillsynsbegäran.docx
@@ -382,7 +382,7 @@
     <w:r>
       <w:tab/>
       <w:tab/>
-      <w:t>2023-12-30</w:t>
+      <w:t>2023-12-31</w:t>
       <w:br/>
       <w:br/>
     </w:r>

--- a/tillsyn/A 10931-2019 tillsynsbegäran.docx
+++ b/tillsyn/A 10931-2019 tillsynsbegäran.docx
@@ -382,7 +382,7 @@
     <w:r>
       <w:tab/>
       <w:tab/>
-      <w:t>2023-12-31</w:t>
+      <w:t>2024-01-01</w:t>
       <w:br/>
       <w:br/>
     </w:r>

--- a/tillsyn/A 10931-2019 tillsynsbegäran.docx
+++ b/tillsyn/A 10931-2019 tillsynsbegäran.docx
@@ -382,7 +382,7 @@
     <w:r>
       <w:tab/>
       <w:tab/>
-      <w:t>2024-01-01</w:t>
+      <w:t>2024-01-02</w:t>
       <w:br/>
       <w:br/>
     </w:r>

--- a/tillsyn/A 10931-2019 tillsynsbegäran.docx
+++ b/tillsyn/A 10931-2019 tillsynsbegäran.docx
@@ -382,7 +382,7 @@
     <w:r>
       <w:tab/>
       <w:tab/>
-      <w:t>2024-01-02</w:t>
+      <w:t>2024-01-03</w:t>
       <w:br/>
       <w:br/>
     </w:r>

--- a/tillsyn/A 10931-2019 tillsynsbegäran.docx
+++ b/tillsyn/A 10931-2019 tillsynsbegäran.docx
@@ -382,7 +382,7 @@
     <w:r>
       <w:tab/>
       <w:tab/>
-      <w:t>2024-02-15</w:t>
+      <w:t>2024-02-16</w:t>
       <w:br/>
       <w:br/>
     </w:r>

--- a/tillsyn/A 10931-2019 tillsynsbegäran.docx
+++ b/tillsyn/A 10931-2019 tillsynsbegäran.docx
@@ -382,7 +382,7 @@
     <w:r>
       <w:tab/>
       <w:tab/>
-      <w:t>2024-02-16</w:t>
+      <w:t>2024-02-19</w:t>
       <w:br/>
       <w:br/>
     </w:r>

--- a/tillsyn/A 10931-2019 tillsynsbegäran.docx
+++ b/tillsyn/A 10931-2019 tillsynsbegäran.docx
@@ -382,7 +382,7 @@
     <w:r>
       <w:tab/>
       <w:tab/>
-      <w:t>2024-02-19</w:t>
+      <w:t>2024-02-21</w:t>
       <w:br/>
       <w:br/>
     </w:r>

--- a/tillsyn/A 10931-2019 tillsynsbegäran.docx
+++ b/tillsyn/A 10931-2019 tillsynsbegäran.docx
@@ -382,7 +382,7 @@
     <w:r>
       <w:tab/>
       <w:tab/>
-      <w:t>2024-02-21</w:t>
+      <w:t>2024-02-22</w:t>
       <w:br/>
       <w:br/>
     </w:r>

--- a/tillsyn/A 10931-2019 tillsynsbegäran.docx
+++ b/tillsyn/A 10931-2019 tillsynsbegäran.docx
@@ -382,7 +382,7 @@
     <w:r>
       <w:tab/>
       <w:tab/>
-      <w:t>2024-02-22</w:t>
+      <w:t>2024-02-23</w:t>
       <w:br/>
       <w:br/>
     </w:r>

--- a/tillsyn/A 10931-2019 tillsynsbegäran.docx
+++ b/tillsyn/A 10931-2019 tillsynsbegäran.docx
@@ -102,13 +102,9 @@
       <w:r>
         <w:t>Följande fridlysta arter har sina livsmiljöer och växtplatser i den avverkningsanmälda skogen: duvhök (NT, §4) och talltita (NT, §4).</w:t>
       </w:r>
-      <w:r>
-        <w:t xml:space="preserve"> I BILAGA 1 finns information om ekologi samt krav på livsmiljö hos fridlysta arter.</w:t>
-      </w:r>
     </w:p>
     <w:p>
       <w:r>
-        <w:br/>
         <w:t xml:space="preserve">Observera att medlemsländerna är skyldiga att agera i enlighet med EU:s fågeldirektiv där det uttryckligen står att direktivet gäller för fåglar samt för deras ägg, bon och </w:t>
       </w:r>
       <w:r>
@@ -123,6 +119,33 @@
     </w:p>
     <w:p>
       <w:r>
+        <w:rPr>
+          <w:b/>
+        </w:rPr>
+        <w:t>Duvhök (NT, §4)</w:t>
+      </w:r>
+      <w:r>
+        <w:t xml:space="preserve"> är rödlistad som nära hotad (NT) och har minskat med 22 (0-48) % under de senaste 18 åren. Minskningstakten för den svenska populationen bedöms vara nära gränsvärdet för Sårbar (VU). (A2bc). (SLU Artdatabanken, 2021). Duvhöken jagar helst inne i äldre skog och missgynnas av stora hyggen och täta planteringar. De gamla fåglarna är i huvudsak stationära i sina revir (Skogsstyrelsen, 2016). Duvhöken är starkt bunden till skogsmark och boet läggs inne i tät, oftast äldre skog. Kantzoner mot öppen mark undviks och duvhöken är därför känsligare för slutavverkning än flera andra rovfåglar. Duvhöken är beroende av insynsskyddade boplatser. Friställande av boträd eller avverkning så att boplatsen blir exponerad mot öppen mark, medför att platsen överges (Skogsstyrelsen, 2016). Eftersom duvhöken helst häckar i gammal skog, är dess häckningsplatser i princip alltid mer eller mindre hotade av skogsbruk och avverkningar (SLU Artdatabanken, 2021).</w:t>
+      </w:r>
+    </w:p>
+    <w:p>
+      <w:r>
+        <w:rPr>
+          <w:b/>
+        </w:rPr>
+        <w:t>Talltita (NT, §4)</w:t>
+      </w:r>
+      <w:r>
+        <w:t>, rödlistad som nära hotad och prioriterad art i Skogsvårdslagen har häckningsrevir i anmälan.  Arten har minskat kraftigt de senaste 30 åren och minskningstakten innevarande 10-årsperiod beräknas till 20 (10-30) %. Talltitan är synnerligen trogen sitt cirka 15 hektar stora revir och är beroende av flerskiktade olikåldriga skogar för att kunna föda upp sina ungar. Talltitan försvinner om dess livsmiljö kalavverkas (Eggers &amp; Low (2014); Ekman (1979); Griesser et al (2007); Klein (2020); Siffczyk et al (2003); SLU Artdatabanken (2021).</w:t>
+      </w:r>
+    </w:p>
+    <w:p>
+      <w:r>
+        <w:t>I BILAGA 1 finns mer detaljerad information om ekologi samt krav på livsmiljö hos fridlysta arter.</w:t>
+      </w:r>
+    </w:p>
+    <w:p>
+      <w:r>
         <w:br w:type="page"/>
       </w:r>
     </w:p>
@@ -132,6 +155,75 @@
       </w:pPr>
       <w:r>
         <w:t>BILAGA 1 - Fridlysta arter</w:t>
+      </w:r>
+    </w:p>
+    <w:p>
+      <w:pPr>
+        <w:pStyle w:val="Heading1"/>
+      </w:pPr>
+      <w:r>
+        <w:t>Duvhök - ekologi samt krav på livsmiljön</w:t>
+      </w:r>
+    </w:p>
+    <w:p>
+      <w:r>
+        <w:t>Duvhök (NT, §4) är rödlistad som nära hotad (NT) och har minskat med 22 (0-48) % under de senaste 18 åren. Minskningstakten för den svenska populationen bedöms vara nära gränsvärdet för Sårbar (VU). (A2bc). (SLU Artdatabanken, 2021).</w:t>
+      </w:r>
+    </w:p>
+    <w:p>
+      <w:r>
+        <w:t>Duvhöken är starkt bunden till skogsmark, såväl för häckning som födosök. Den påträffas oftast i större skogsområden med äldre skog, men kan ibland även häcka i dungar i områden dominerade av öppen mark. De gamla fåglarna är i huvudsak stationära i sina revir. Duvhöken jagar helst inne i äldre skog och missgynnas av stora hyggen och täta planteringar (Skogsstyrelsen, 2016).</w:t>
+      </w:r>
+    </w:p>
+    <w:p>
+      <w:r>
+        <w:t>Boet läggs inne i tät, oftast äldre skog. Kantzoner mot öppen mark undviks och duvhöken är därför känsligare för slutavverkning än flera andra rovfåglar. Boträdet måste vara grovgrenigt och är oftast en äldre gran eller tall, i sydligaste Sverige är bok vanligt. Duvhöken är beroende av insynsskyddade boplatser. Friställande av boträd eller avverkning så att boplatsen är exponerad mot öppen mark, medför att platsen överges. Samma bo kan användas flera år i rad, men likt andra rovfåglar har den normalt ett eller flera alternativa bon (Skogsstyrelsen, 2016). Eftersom duvhöken helst häckar i gammal skog, är dess häckningsplatser i princip alltid mer eller mindre hotade av skogsbruk och avverkningar (SLU Artdatabanken, 2021).</w:t>
+      </w:r>
+    </w:p>
+    <w:p>
+      <w:r>
+        <w:t>Den viktigaste begränsande faktorn för duvhökspopulationen i stort är födan och ett allvarligare problem är därför den av skogsbruket orsakade storskaliga omvandlingen och utarmningen av skogslandskapet, som kan påverka såväl duvhökens möjlighet att jaga som förekomsten av viktiga byten. Duvhökens jaktteknik gör den beroende av landskapets utformning och sammansättning och dess preferens för gammal skog tyder på att den är anpassad till att jaga i skog som är "lagom" tät. I öppnare biotoper, till exempel hyggen, kommer dess jaktteknik inte till sin rätt och i tätare biotoper, t.ex. ungskogar, har den relativt stora duvhöken svårt att manövrera (SLU Artdatabanken, 2021).</w:t>
+      </w:r>
+    </w:p>
+    <w:p>
+      <w:r>
+        <w:t>Minskningstakten har uppgått till 22 (0-48) % under de senaste 18 åren. Bedömningen baseras på ett för arten lämpligt abundansindex och minskad geografisk utbredning och/eller försämrad habitatkvalitet (allt yngre och tätare skogar vilket försvårar för boplacering samt försämrar jaktmöjligheterna). Minskningstakten för den svenska populationen bedöms vara nära gränsvärdet för Sårbar (VU). (A2bc).</w:t>
+      </w:r>
+    </w:p>
+    <w:p>
+      <w:pPr>
+        <w:pStyle w:val="Heading2"/>
+      </w:pPr>
+      <w:r>
+        <w:t>Referenser - duvhök</w:t>
+      </w:r>
+    </w:p>
+    <w:p>
+      <w:r>
+        <w:t xml:space="preserve">Skogsstyrelsen, 2016. </w:t>
+      </w:r>
+      <w:r>
+        <w:rPr>
+          <w:i/>
+        </w:rPr>
+        <w:t xml:space="preserve">Duvhök – Vägledning för hänsyn till fåglar. </w:t>
+      </w:r>
+      <w:r>
+        <w:t>https://www.skogsstyrelsen.se/globalassets/lag-och-tillsyn/artskydd/vagledningar-for-hansyn-till-faglar/duvhok-vagledning-hansyn2.pdf</w:t>
+      </w:r>
+    </w:p>
+    <w:p>
+      <w:r>
+        <w:t xml:space="preserve">SLU Artdatabanken, 2021. </w:t>
+      </w:r>
+      <w:r>
+        <w:rPr>
+          <w:i/>
+        </w:rPr>
+        <w:t xml:space="preserve">Artfaktablad. Naturvård – artfakta. </w:t>
+      </w:r>
+      <w:r>
+        <w:t xml:space="preserve">SLU Artdatabanken, Uppsala </w:t>
       </w:r>
     </w:p>
     <w:p>
@@ -382,7 +474,7 @@
     <w:r>
       <w:tab/>
       <w:tab/>
-      <w:t>2024-02-23</w:t>
+      <w:t>2024-02-24</w:t>
       <w:br/>
       <w:br/>
     </w:r>

--- a/tillsyn/A 10931-2019 tillsynsbegäran.docx
+++ b/tillsyn/A 10931-2019 tillsynsbegäran.docx
@@ -474,7 +474,7 @@
     <w:r>
       <w:tab/>
       <w:tab/>
-      <w:t>2024-02-24</w:t>
+      <w:t>2024-02-25</w:t>
       <w:br/>
       <w:br/>
     </w:r>

--- a/tillsyn/A 10931-2019 tillsynsbegäran.docx
+++ b/tillsyn/A 10931-2019 tillsynsbegäran.docx
@@ -40,7 +40,7 @@
     </w:p>
     <w:p>
       <w:r>
-        <w:t>De påträffade naturvårdsarterna är ett tydligt kvitto på att detta rör sig om en skog med mycket höga naturvärden. I Figur 1 visas en karta över det avverkningsanmälda området, där samtliga fyndplatser för naturvårdsarter som finns registrerade på Artportalen har markerats.</w:t>
+        <w:t>De påträffade naturvårdsarterna är ett tydligt kvitto på att detta rör sig om en skog med höga naturvärden. I Figur 1 visas en karta över det avverkningsanmälda området, där samtliga fyndplatser för naturvårdsarter som finns registrerade på Artportalen har markerats.</w:t>
       </w:r>
     </w:p>
     <w:p>
@@ -474,7 +474,7 @@
     <w:r>
       <w:tab/>
       <w:tab/>
-      <w:t>2024-02-25</w:t>
+      <w:t>2024-02-26</w:t>
       <w:br/>
       <w:br/>
     </w:r>

--- a/tillsyn/A 10931-2019 tillsynsbegäran.docx
+++ b/tillsyn/A 10931-2019 tillsynsbegäran.docx
@@ -474,7 +474,7 @@
     <w:r>
       <w:tab/>
       <w:tab/>
-      <w:t>2024-02-26</w:t>
+      <w:t>2024-02-27</w:t>
       <w:br/>
       <w:br/>
     </w:r>

--- a/tillsyn/A 10931-2019 tillsynsbegäran.docx
+++ b/tillsyn/A 10931-2019 tillsynsbegäran.docx
@@ -474,7 +474,7 @@
     <w:r>
       <w:tab/>
       <w:tab/>
-      <w:t>2024-02-27</w:t>
+      <w:t>2024-02-28</w:t>
       <w:br/>
       <w:br/>
     </w:r>

--- a/tillsyn/A 10931-2019 tillsynsbegäran.docx
+++ b/tillsyn/A 10931-2019 tillsynsbegäran.docx
@@ -474,7 +474,7 @@
     <w:r>
       <w:tab/>
       <w:tab/>
-      <w:t>2024-02-28</w:t>
+      <w:t>2024-02-29</w:t>
       <w:br/>
       <w:br/>
     </w:r>

--- a/tillsyn/A 10931-2019 tillsynsbegäran.docx
+++ b/tillsyn/A 10931-2019 tillsynsbegäran.docx
@@ -474,7 +474,7 @@
     <w:r>
       <w:tab/>
       <w:tab/>
-      <w:t>2024-02-29</w:t>
+      <w:t>2024-03-01</w:t>
       <w:br/>
       <w:br/>
     </w:r>

--- a/tillsyn/A 10931-2019 tillsynsbegäran.docx
+++ b/tillsyn/A 10931-2019 tillsynsbegäran.docx
@@ -474,7 +474,7 @@
     <w:r>
       <w:tab/>
       <w:tab/>
-      <w:t>2024-03-01</w:t>
+      <w:t>2024-03-02</w:t>
       <w:br/>
       <w:br/>
     </w:r>

--- a/tillsyn/A 10931-2019 tillsynsbegäran.docx
+++ b/tillsyn/A 10931-2019 tillsynsbegäran.docx
@@ -474,7 +474,7 @@
     <w:r>
       <w:tab/>
       <w:tab/>
-      <w:t>2024-03-02</w:t>
+      <w:t>2024-03-03</w:t>
       <w:br/>
       <w:br/>
     </w:r>

--- a/tillsyn/A 10931-2019 tillsynsbegäran.docx
+++ b/tillsyn/A 10931-2019 tillsynsbegäran.docx
@@ -474,7 +474,7 @@
     <w:r>
       <w:tab/>
       <w:tab/>
-      <w:t>2024-03-03</w:t>
+      <w:t>2024-03-04</w:t>
       <w:br/>
       <w:br/>
     </w:r>

--- a/tillsyn/A 10931-2019 tillsynsbegäran.docx
+++ b/tillsyn/A 10931-2019 tillsynsbegäran.docx
@@ -474,7 +474,7 @@
     <w:r>
       <w:tab/>
       <w:tab/>
-      <w:t>2024-03-04</w:t>
+      <w:t>2024-03-05</w:t>
       <w:br/>
       <w:br/>
     </w:r>

--- a/tillsyn/A 10931-2019 tillsynsbegäran.docx
+++ b/tillsyn/A 10931-2019 tillsynsbegäran.docx
@@ -474,7 +474,7 @@
     <w:r>
       <w:tab/>
       <w:tab/>
-      <w:t>2024-03-05</w:t>
+      <w:t>2024-03-06</w:t>
       <w:br/>
       <w:br/>
     </w:r>

--- a/tillsyn/A 10931-2019 tillsynsbegäran.docx
+++ b/tillsyn/A 10931-2019 tillsynsbegäran.docx
@@ -474,7 +474,7 @@
     <w:r>
       <w:tab/>
       <w:tab/>
-      <w:t>2024-03-06</w:t>
+      <w:t>2024-03-07</w:t>
       <w:br/>
       <w:br/>
     </w:r>

--- a/tillsyn/A 10931-2019 tillsynsbegäran.docx
+++ b/tillsyn/A 10931-2019 tillsynsbegäran.docx
@@ -474,7 +474,7 @@
     <w:r>
       <w:tab/>
       <w:tab/>
-      <w:t>2024-03-07</w:t>
+      <w:t>2024-03-08</w:t>
       <w:br/>
       <w:br/>
     </w:r>

--- a/tillsyn/A 10931-2019 tillsynsbegäran.docx
+++ b/tillsyn/A 10931-2019 tillsynsbegäran.docx
@@ -474,7 +474,7 @@
     <w:r>
       <w:tab/>
       <w:tab/>
-      <w:t>2024-03-08</w:t>
+      <w:t>2024-03-09</w:t>
       <w:br/>
       <w:br/>
     </w:r>

--- a/tillsyn/A 10931-2019 tillsynsbegäran.docx
+++ b/tillsyn/A 10931-2019 tillsynsbegäran.docx
@@ -474,7 +474,7 @@
     <w:r>
       <w:tab/>
       <w:tab/>
-      <w:t>2024-03-09</w:t>
+      <w:t>2024-03-10</w:t>
       <w:br/>
       <w:br/>
     </w:r>

--- a/tillsyn/A 10931-2019 tillsynsbegäran.docx
+++ b/tillsyn/A 10931-2019 tillsynsbegäran.docx
@@ -474,7 +474,7 @@
     <w:r>
       <w:tab/>
       <w:tab/>
-      <w:t>2024-03-10</w:t>
+      <w:t>2024-03-11</w:t>
       <w:br/>
       <w:br/>
     </w:r>

--- a/tillsyn/A 10931-2019 tillsynsbegäran.docx
+++ b/tillsyn/A 10931-2019 tillsynsbegäran.docx
@@ -474,7 +474,7 @@
     <w:r>
       <w:tab/>
       <w:tab/>
-      <w:t>2024-03-11</w:t>
+      <w:t>2024-03-12</w:t>
       <w:br/>
       <w:br/>
     </w:r>

--- a/tillsyn/A 10931-2019 tillsynsbegäran.docx
+++ b/tillsyn/A 10931-2019 tillsynsbegäran.docx
@@ -474,7 +474,7 @@
     <w:r>
       <w:tab/>
       <w:tab/>
-      <w:t>2024-03-12</w:t>
+      <w:t>2024-03-13</w:t>
       <w:br/>
       <w:br/>
     </w:r>
